--- a/labs_reports/Лабораторна робота 2.docx
+++ b/labs_reports/Лабораторна робота 2.docx
@@ -708,6 +708,66 @@
         </w:rPr>
         <w:t xml:space="preserve"> архітектури програмного забезпечення та моделювання даних</w:t>
       </w:r>
+    </w:p>
+    <w:p>
+      <w:pPr>
+        <w:spacing w:after="0" w:line="360" w:lineRule="auto"/>
+        <w:jc w:val="both"/>
+        <w:rPr>
+          <w:rFonts w:ascii="Times New Roman" w:eastAsia="Calibri" w:hAnsi="Times New Roman" w:cs="Times New Roman"/>
+          <w:kern w:val="2"/>
+          <w:sz w:val="28"/>
+          <w:szCs w:val="28"/>
+          <w14:ligatures w14:val="standardContextual"/>
+        </w:rPr>
+      </w:pPr>
+      <w:r>
+        <w:rPr>
+          <w:rFonts w:ascii="Times New Roman" w:eastAsia="Calibri" w:hAnsi="Times New Roman" w:cs="Times New Roman"/>
+          <w:b/>
+          <w:kern w:val="2"/>
+          <w:sz w:val="28"/>
+          <w:szCs w:val="28"/>
+          <w14:ligatures w14:val="standardContextual"/>
+        </w:rPr>
+        <w:t xml:space="preserve">Посилання на </w:t>
+      </w:r>
+      <w:proofErr w:type="spellStart"/>
+      <w:r>
+        <w:rPr>
+          <w:rFonts w:ascii="Times New Roman" w:eastAsia="Calibri" w:hAnsi="Times New Roman" w:cs="Times New Roman"/>
+          <w:b/>
+          <w:kern w:val="2"/>
+          <w:sz w:val="28"/>
+          <w:szCs w:val="28"/>
+          <w14:ligatures w14:val="standardContextual"/>
+        </w:rPr>
+        <w:t>репозиторій</w:t>
+      </w:r>
+      <w:proofErr w:type="spellEnd"/>
+      <w:r>
+        <w:rPr>
+          <w:rFonts w:ascii="Times New Roman" w:eastAsia="Calibri" w:hAnsi="Times New Roman" w:cs="Times New Roman"/>
+          <w:b/>
+          <w:kern w:val="2"/>
+          <w:sz w:val="28"/>
+          <w:szCs w:val="28"/>
+          <w14:ligatures w14:val="standardContextual"/>
+        </w:rPr>
+        <w:t xml:space="preserve">: </w:t>
+      </w:r>
+      <w:r>
+        <w:rPr>
+          <w:rFonts w:ascii="Times New Roman" w:eastAsia="Calibri" w:hAnsi="Times New Roman" w:cs="Times New Roman"/>
+          <w:kern w:val="2"/>
+          <w:sz w:val="28"/>
+          <w:szCs w:val="28"/>
+          <w14:ligatures w14:val="standardContextual"/>
+        </w:rPr>
+        <w:t>https://github.com/Romario-Desantes/TRVD_2026_404TN_Chornoruk_Labs</w:t>
+      </w:r>
+      <w:bookmarkStart w:id="0" w:name="_GoBack"/>
+      <w:bookmarkEnd w:id="0"/>
     </w:p>
     <w:p>
       <w:pPr>
@@ -2138,7 +2198,16 @@
           <w:sz w:val="28"/>
           <w:szCs w:val="28"/>
         </w:rPr>
-        <w:t xml:space="preserve"> обрано екосистему .NET (C#), оскільки вона є галузевим стандартом для розробки надійних корпоративних систем із чіткою бізнес-логікою та складною рольовою моделлю. Для бази даних найбільш виправданим є використання реляційної СКБД PostgreSQL, оскільки система e працює з </w:t>
+        <w:t xml:space="preserve"> обрано екосистему .NET (C#), оскільки вона є галузевим стандартом для розробки надійних корпоративних систем із чіткою бізнес-логікою та складною рольовою моделлю. Для бази даних найбільш виправданим </w:t>
+      </w:r>
+      <w:r>
+        <w:rPr>
+          <w:rFonts w:ascii="Times New Roman" w:hAnsi="Times New Roman" w:cs="Times New Roman"/>
+          <w:sz w:val="28"/>
+          <w:szCs w:val="28"/>
+        </w:rPr>
+        <w:lastRenderedPageBreak/>
+        <w:t xml:space="preserve">є використання реляційної СКБД PostgreSQL, оскільки система e працює з </w:t>
       </w:r>
       <w:proofErr w:type="spellStart"/>
       <w:r>
@@ -2174,16 +2243,7 @@
           <w:sz w:val="28"/>
           <w:szCs w:val="28"/>
         </w:rPr>
-        <w:t xml:space="preserve">, статусами заявок на ремонт та історією </w:t>
-      </w:r>
-      <w:r>
-        <w:rPr>
-          <w:rFonts w:ascii="Times New Roman" w:hAnsi="Times New Roman" w:cs="Times New Roman"/>
-          <w:sz w:val="28"/>
-          <w:szCs w:val="28"/>
-        </w:rPr>
-        <w:lastRenderedPageBreak/>
-        <w:t>відвідувань. Такий технологічний стек є оптимальним балансом між швидкістю розробки, продуктивністю та зручністю подальшого супроводу.</w:t>
+        <w:t>, статусами заявок на ремонт та історією відвідувань. Такий технологічний стек є оптимальним балансом між швидкістю розробки, продуктивністю та зручністю подальшого супроводу.</w:t>
       </w:r>
     </w:p>
     <w:p>
@@ -2318,8 +2378,10 @@
       <w:r>
         <w:rPr>
           <w:rFonts w:ascii="Times New Roman" w:hAnsi="Times New Roman" w:cs="Times New Roman"/>
-          <w:sz w:val="28"/>
-          <w:szCs w:val="28"/>
+          <w:noProof/>
+          <w:sz w:val="28"/>
+          <w:szCs w:val="28"/>
+          <w:lang w:eastAsia="uk-UA"/>
         </w:rPr>
         <w:drawing>
           <wp:inline distT="0" distB="0" distL="0" distR="0" wp14:anchorId="790F7F64" wp14:editId="15454910">
@@ -2509,8 +2571,10 @@
       <w:r>
         <w:rPr>
           <w:rFonts w:ascii="Times New Roman" w:hAnsi="Times New Roman" w:cs="Times New Roman"/>
-          <w:sz w:val="28"/>
-          <w:szCs w:val="28"/>
+          <w:noProof/>
+          <w:sz w:val="28"/>
+          <w:szCs w:val="28"/>
+          <w:lang w:eastAsia="uk-UA"/>
         </w:rPr>
         <w:drawing>
           <wp:inline distT="0" distB="0" distL="0" distR="0" wp14:anchorId="5CDA532B" wp14:editId="6D16669D">
@@ -2629,7 +2693,16 @@
           <w:sz w:val="28"/>
           <w:szCs w:val="28"/>
         </w:rPr>
-        <w:t xml:space="preserve"> обробляє всі бізнес-правила та взаємодіє з </w:t>
+        <w:t xml:space="preserve"> обробляє всі бізнес-правила </w:t>
+      </w:r>
+      <w:r>
+        <w:rPr>
+          <w:rFonts w:ascii="Times New Roman" w:hAnsi="Times New Roman" w:cs="Times New Roman"/>
+          <w:sz w:val="28"/>
+          <w:szCs w:val="28"/>
+        </w:rPr>
+        <w:lastRenderedPageBreak/>
+        <w:t xml:space="preserve">та взаємодіє з </w:t>
       </w:r>
       <w:proofErr w:type="spellStart"/>
       <w:r>
@@ -2688,7 +2761,6 @@
           <w:sz w:val="28"/>
           <w:szCs w:val="28"/>
         </w:rPr>
-        <w:lastRenderedPageBreak/>
         <w:t xml:space="preserve">Рівень 3. </w:t>
       </w:r>
       <w:proofErr w:type="spellStart"/>
@@ -2758,8 +2830,10 @@
       <w:r>
         <w:rPr>
           <w:rFonts w:ascii="Times New Roman" w:hAnsi="Times New Roman" w:cs="Times New Roman"/>
-          <w:sz w:val="28"/>
-          <w:szCs w:val="28"/>
+          <w:noProof/>
+          <w:sz w:val="28"/>
+          <w:szCs w:val="28"/>
+          <w:lang w:eastAsia="uk-UA"/>
         </w:rPr>
         <w:drawing>
           <wp:inline distT="0" distB="0" distL="0" distR="0" wp14:anchorId="7422BA10" wp14:editId="717073A1">
@@ -3025,8 +3099,10 @@
       <w:r>
         <w:rPr>
           <w:rFonts w:ascii="Times New Roman" w:hAnsi="Times New Roman" w:cs="Times New Roman"/>
-          <w:sz w:val="28"/>
-          <w:szCs w:val="28"/>
+          <w:noProof/>
+          <w:sz w:val="28"/>
+          <w:szCs w:val="28"/>
+          <w:lang w:eastAsia="uk-UA"/>
         </w:rPr>
         <w:drawing>
           <wp:inline distT="0" distB="0" distL="0" distR="0" wp14:anchorId="2F0F4F8B" wp14:editId="3E55B0C5">
@@ -4535,8 +4611,6 @@
           <w:szCs w:val="28"/>
         </w:rPr>
       </w:pPr>
-      <w:bookmarkStart w:id="0" w:name="_GoBack"/>
-      <w:bookmarkEnd w:id="0"/>
     </w:p>
     <w:sectPr>
       <w:pgSz w:w="11906" w:h="16838"/>
@@ -5710,6 +5784,7 @@
   <w:style w:type="character" w:default="1" w:styleId="a0">
     <w:name w:val="Default Paragraph Font"/>
     <w:uiPriority w:val="1"/>
+    <w:semiHidden/>
     <w:unhideWhenUsed/>
   </w:style>
   <w:style w:type="table" w:default="1" w:styleId="a1">

--- a/labs_reports/Лабораторна робота 2.docx
+++ b/labs_reports/Лабораторна робота 2.docx
@@ -687,7 +687,6 @@
           <w:szCs w:val="28"/>
         </w:rPr>
       </w:pPr>
-      <w:proofErr w:type="spellStart"/>
       <w:r>
         <w:rPr>
           <w:rFonts w:ascii="Times New Roman" w:hAnsi="Times New Roman" w:cs="Times New Roman"/>
@@ -696,17 +695,7 @@
           <w:szCs w:val="28"/>
         </w:rPr>
         <w:lastRenderedPageBreak/>
-        <w:t>Проєктування</w:t>
-      </w:r>
-      <w:proofErr w:type="spellEnd"/>
-      <w:r>
-        <w:rPr>
-          <w:rFonts w:ascii="Times New Roman" w:hAnsi="Times New Roman" w:cs="Times New Roman"/>
-          <w:b/>
-          <w:sz w:val="28"/>
-          <w:szCs w:val="28"/>
-        </w:rPr>
-        <w:t xml:space="preserve"> архітектури програмного забезпечення та моделювання даних</w:t>
+        <w:t>Проєктування архітектури програмного забезпечення та моделювання даних</w:t>
       </w:r>
     </w:p>
     <w:p>
@@ -766,8 +755,6 @@
         </w:rPr>
         <w:t>https://github.com/Romario-Desantes/TRVD_2026_404TN_Chornoruk_Labs</w:t>
       </w:r>
-      <w:bookmarkStart w:id="0" w:name="_GoBack"/>
-      <w:bookmarkEnd w:id="0"/>
     </w:p>
     <w:p>
       <w:pPr>
@@ -1932,7 +1919,6 @@
                 <w:lang w:eastAsia="uk-UA"/>
               </w:rPr>
             </w:pPr>
-            <w:proofErr w:type="spellStart"/>
             <w:r>
               <w:rPr>
                 <w:rFonts w:ascii="Times New Roman" w:eastAsia="Times New Roman" w:hAnsi="Times New Roman" w:cs="Times New Roman"/>
@@ -1944,55 +1930,6 @@
               </w:rPr>
               <w:t>Docker</w:t>
             </w:r>
-            <w:proofErr w:type="spellEnd"/>
-            <w:r>
-              <w:rPr>
-                <w:rFonts w:ascii="Times New Roman" w:eastAsia="Times New Roman" w:hAnsi="Times New Roman" w:cs="Times New Roman"/>
-                <w:color w:val="1F1F1F"/>
-                <w:sz w:val="24"/>
-                <w:szCs w:val="24"/>
-                <w:bdr w:val="none" w:sz="0" w:space="0" w:color="auto" w:frame="1"/>
-                <w:lang w:eastAsia="uk-UA"/>
-              </w:rPr>
-              <w:t xml:space="preserve">, </w:t>
-            </w:r>
-            <w:proofErr w:type="spellStart"/>
-            <w:r>
-              <w:rPr>
-                <w:rFonts w:ascii="Times New Roman" w:eastAsia="Times New Roman" w:hAnsi="Times New Roman" w:cs="Times New Roman"/>
-                <w:color w:val="1F1F1F"/>
-                <w:sz w:val="24"/>
-                <w:szCs w:val="24"/>
-                <w:bdr w:val="none" w:sz="0" w:space="0" w:color="auto" w:frame="1"/>
-                <w:lang w:eastAsia="uk-UA"/>
-              </w:rPr>
-              <w:t>GitHub</w:t>
-            </w:r>
-            <w:proofErr w:type="spellEnd"/>
-            <w:r>
-              <w:rPr>
-                <w:rFonts w:ascii="Times New Roman" w:eastAsia="Times New Roman" w:hAnsi="Times New Roman" w:cs="Times New Roman"/>
-                <w:color w:val="1F1F1F"/>
-                <w:sz w:val="24"/>
-                <w:szCs w:val="24"/>
-                <w:bdr w:val="none" w:sz="0" w:space="0" w:color="auto" w:frame="1"/>
-                <w:lang w:eastAsia="uk-UA"/>
-              </w:rPr>
-              <w:t xml:space="preserve"> </w:t>
-            </w:r>
-            <w:proofErr w:type="spellStart"/>
-            <w:r>
-              <w:rPr>
-                <w:rFonts w:ascii="Times New Roman" w:eastAsia="Times New Roman" w:hAnsi="Times New Roman" w:cs="Times New Roman"/>
-                <w:color w:val="1F1F1F"/>
-                <w:sz w:val="24"/>
-                <w:szCs w:val="24"/>
-                <w:bdr w:val="none" w:sz="0" w:space="0" w:color="auto" w:frame="1"/>
-                <w:lang w:eastAsia="uk-UA"/>
-              </w:rPr>
-              <w:t>Actions</w:t>
-            </w:r>
-            <w:proofErr w:type="spellEnd"/>
           </w:p>
         </w:tc>
         <w:tc>
@@ -2019,7 +1956,18 @@
                 <w:bdr w:val="none" w:sz="0" w:space="0" w:color="auto" w:frame="1"/>
                 <w:lang w:eastAsia="uk-UA"/>
               </w:rPr>
-              <w:t>Контейнеризація, CI/CD, локальне розгортання</w:t>
+              <w:t>Контейнеризація,</w:t>
+            </w:r>
+            <w:r>
+              <w:rPr>
+                <w:rFonts w:ascii="Times New Roman" w:eastAsia="Times New Roman" w:hAnsi="Times New Roman" w:cs="Times New Roman"/>
+                <w:color w:val="1F1F1F"/>
+                <w:sz w:val="24"/>
+                <w:szCs w:val="24"/>
+                <w:bdr w:val="none" w:sz="0" w:space="0" w:color="auto" w:frame="1"/>
+                <w:lang w:eastAsia="uk-UA"/>
+              </w:rPr>
+              <w:t xml:space="preserve"> локальне розгортання</w:t>
             </w:r>
           </w:p>
         </w:tc>
@@ -2087,78 +2035,6 @@
               </w:rPr>
               <w:t xml:space="preserve"> у контейнери для незалежного запуску в будь-якому середовищі. </w:t>
             </w:r>
-            <w:proofErr w:type="spellStart"/>
-            <w:r>
-              <w:rPr>
-                <w:rFonts w:ascii="Times New Roman" w:eastAsia="Times New Roman" w:hAnsi="Times New Roman" w:cs="Times New Roman"/>
-                <w:color w:val="1F1F1F"/>
-                <w:sz w:val="24"/>
-                <w:szCs w:val="24"/>
-                <w:bdr w:val="none" w:sz="0" w:space="0" w:color="auto" w:frame="1"/>
-                <w:lang w:eastAsia="uk-UA"/>
-              </w:rPr>
-              <w:t>GitHub</w:t>
-            </w:r>
-            <w:proofErr w:type="spellEnd"/>
-            <w:r>
-              <w:rPr>
-                <w:rFonts w:ascii="Times New Roman" w:eastAsia="Times New Roman" w:hAnsi="Times New Roman" w:cs="Times New Roman"/>
-                <w:color w:val="1F1F1F"/>
-                <w:sz w:val="24"/>
-                <w:szCs w:val="24"/>
-                <w:bdr w:val="none" w:sz="0" w:space="0" w:color="auto" w:frame="1"/>
-                <w:lang w:eastAsia="uk-UA"/>
-              </w:rPr>
-              <w:t xml:space="preserve"> </w:t>
-            </w:r>
-            <w:proofErr w:type="spellStart"/>
-            <w:r>
-              <w:rPr>
-                <w:rFonts w:ascii="Times New Roman" w:eastAsia="Times New Roman" w:hAnsi="Times New Roman" w:cs="Times New Roman"/>
-                <w:color w:val="1F1F1F"/>
-                <w:sz w:val="24"/>
-                <w:szCs w:val="24"/>
-                <w:bdr w:val="none" w:sz="0" w:space="0" w:color="auto" w:frame="1"/>
-                <w:lang w:eastAsia="uk-UA"/>
-              </w:rPr>
-              <w:t>Actions</w:t>
-            </w:r>
-            <w:proofErr w:type="spellEnd"/>
-            <w:r>
-              <w:rPr>
-                <w:rFonts w:ascii="Times New Roman" w:eastAsia="Times New Roman" w:hAnsi="Times New Roman" w:cs="Times New Roman"/>
-                <w:color w:val="1F1F1F"/>
-                <w:sz w:val="24"/>
-                <w:szCs w:val="24"/>
-                <w:bdr w:val="none" w:sz="0" w:space="0" w:color="auto" w:frame="1"/>
-                <w:lang w:eastAsia="uk-UA"/>
-              </w:rPr>
-              <w:t xml:space="preserve"> автоматизує збірку та перевірку </w:t>
-            </w:r>
-            <w:proofErr w:type="spellStart"/>
-            <w:r>
-              <w:rPr>
-                <w:rFonts w:ascii="Times New Roman" w:eastAsia="Times New Roman" w:hAnsi="Times New Roman" w:cs="Times New Roman"/>
-                <w:color w:val="1F1F1F"/>
-                <w:sz w:val="24"/>
-                <w:szCs w:val="24"/>
-                <w:bdr w:val="none" w:sz="0" w:space="0" w:color="auto" w:frame="1"/>
-                <w:lang w:eastAsia="uk-UA"/>
-              </w:rPr>
-              <w:t>проєкту</w:t>
-            </w:r>
-            <w:proofErr w:type="spellEnd"/>
-            <w:r>
-              <w:rPr>
-                <w:rFonts w:ascii="Times New Roman" w:eastAsia="Times New Roman" w:hAnsi="Times New Roman" w:cs="Times New Roman"/>
-                <w:color w:val="1F1F1F"/>
-                <w:sz w:val="24"/>
-                <w:szCs w:val="24"/>
-                <w:bdr w:val="none" w:sz="0" w:space="0" w:color="auto" w:frame="1"/>
-                <w:lang w:eastAsia="uk-UA"/>
-              </w:rPr>
-              <w:t>.</w:t>
-            </w:r>
           </w:p>
         </w:tc>
       </w:tr>
@@ -2198,7 +2074,43 @@
           <w:sz w:val="28"/>
           <w:szCs w:val="28"/>
         </w:rPr>
-        <w:t xml:space="preserve"> обрано екосистему .NET (C#), оскільки вона є галузевим стандартом для розробки надійних корпоративних систем із чіткою бізнес-логікою та складною рольовою моделлю. Для бази даних найбільш виправданим </w:t>
+        <w:t xml:space="preserve"> обрано екосистему .NET (C#), оскільки вона є галузевим стандартом для розробки надійних корпоративних систем із чіткою бізнес-логікою та складною рольовою моделлю. Для бази даних найбільш виправданим є використання реляційної СКБД PostgreSQL, оскільки система e працює з </w:t>
+      </w:r>
+      <w:proofErr w:type="spellStart"/>
+      <w:r>
+        <w:rPr>
+          <w:rFonts w:ascii="Times New Roman" w:hAnsi="Times New Roman" w:cs="Times New Roman"/>
+          <w:sz w:val="28"/>
+          <w:szCs w:val="28"/>
+        </w:rPr>
+        <w:t>транзакційними</w:t>
+      </w:r>
+      <w:proofErr w:type="spellEnd"/>
+      <w:r>
+        <w:rPr>
+          <w:rFonts w:ascii="Times New Roman" w:hAnsi="Times New Roman" w:cs="Times New Roman"/>
+          <w:sz w:val="28"/>
+          <w:szCs w:val="28"/>
+        </w:rPr>
+        <w:t xml:space="preserve"> даними: </w:t>
+      </w:r>
+      <w:proofErr w:type="spellStart"/>
+      <w:r>
+        <w:rPr>
+          <w:rFonts w:ascii="Times New Roman" w:hAnsi="Times New Roman" w:cs="Times New Roman"/>
+          <w:sz w:val="28"/>
+          <w:szCs w:val="28"/>
+        </w:rPr>
+        <w:t>платежами</w:t>
+      </w:r>
+      <w:proofErr w:type="spellEnd"/>
+      <w:r>
+        <w:rPr>
+          <w:rFonts w:ascii="Times New Roman" w:hAnsi="Times New Roman" w:cs="Times New Roman"/>
+          <w:sz w:val="28"/>
+          <w:szCs w:val="28"/>
+        </w:rPr>
+        <w:t xml:space="preserve">, статусами заявок на ремонт та історією </w:t>
       </w:r>
       <w:r>
         <w:rPr>
@@ -2207,43 +2119,7 @@
           <w:szCs w:val="28"/>
         </w:rPr>
         <w:lastRenderedPageBreak/>
-        <w:t xml:space="preserve">є використання реляційної СКБД PostgreSQL, оскільки система e працює з </w:t>
-      </w:r>
-      <w:proofErr w:type="spellStart"/>
-      <w:r>
-        <w:rPr>
-          <w:rFonts w:ascii="Times New Roman" w:hAnsi="Times New Roman" w:cs="Times New Roman"/>
-          <w:sz w:val="28"/>
-          <w:szCs w:val="28"/>
-        </w:rPr>
-        <w:t>транзакційними</w:t>
-      </w:r>
-      <w:proofErr w:type="spellEnd"/>
-      <w:r>
-        <w:rPr>
-          <w:rFonts w:ascii="Times New Roman" w:hAnsi="Times New Roman" w:cs="Times New Roman"/>
-          <w:sz w:val="28"/>
-          <w:szCs w:val="28"/>
-        </w:rPr>
-        <w:t xml:space="preserve"> даними: </w:t>
-      </w:r>
-      <w:proofErr w:type="spellStart"/>
-      <w:r>
-        <w:rPr>
-          <w:rFonts w:ascii="Times New Roman" w:hAnsi="Times New Roman" w:cs="Times New Roman"/>
-          <w:sz w:val="28"/>
-          <w:szCs w:val="28"/>
-        </w:rPr>
-        <w:t>платежами</w:t>
-      </w:r>
-      <w:proofErr w:type="spellEnd"/>
-      <w:r>
-        <w:rPr>
-          <w:rFonts w:ascii="Times New Roman" w:hAnsi="Times New Roman" w:cs="Times New Roman"/>
-          <w:sz w:val="28"/>
-          <w:szCs w:val="28"/>
-        </w:rPr>
-        <w:t>, статусами заявок на ремонт та історією відвідувань. Такий технологічний стек є оптимальним балансом між швидкістю розробки, продуктивністю та зручністю подальшого супроводу.</w:t>
+        <w:t>відвідувань. Такий технологічний стек є оптимальним балансом між швидкістю розробки, продуктивністю та зручністю подальшого супроводу.</w:t>
       </w:r>
     </w:p>
     <w:p>
@@ -2693,16 +2569,7 @@
           <w:sz w:val="28"/>
           <w:szCs w:val="28"/>
         </w:rPr>
-        <w:t xml:space="preserve"> обробляє всі бізнес-правила </w:t>
-      </w:r>
-      <w:r>
-        <w:rPr>
-          <w:rFonts w:ascii="Times New Roman" w:hAnsi="Times New Roman" w:cs="Times New Roman"/>
-          <w:sz w:val="28"/>
-          <w:szCs w:val="28"/>
-        </w:rPr>
-        <w:lastRenderedPageBreak/>
-        <w:t xml:space="preserve">та взаємодіє з </w:t>
+        <w:t xml:space="preserve"> обробляє всі бізнес-правила та взаємодіє з </w:t>
       </w:r>
       <w:proofErr w:type="spellStart"/>
       <w:r>
@@ -2761,6 +2628,7 @@
           <w:sz w:val="28"/>
           <w:szCs w:val="28"/>
         </w:rPr>
+        <w:lastRenderedPageBreak/>
         <w:t xml:space="preserve">Рівень 3. </w:t>
       </w:r>
       <w:proofErr w:type="spellStart"/>
@@ -3096,6 +2964,7 @@
           <w:szCs w:val="28"/>
         </w:rPr>
       </w:pPr>
+      <w:bookmarkStart w:id="0" w:name="_GoBack"/>
       <w:r>
         <w:rPr>
           <w:rFonts w:ascii="Times New Roman" w:hAnsi="Times New Roman" w:cs="Times New Roman"/>
@@ -3140,6 +3009,7 @@
           </wp:inline>
         </w:drawing>
       </w:r>
+      <w:bookmarkEnd w:id="0"/>
     </w:p>
     <w:p>
       <w:pPr>
